--- a/resumes/Resume_Tax_Intern__International_Tax_Compl_Amazon__MNC_.docx
+++ b/resumes/Resume_Tax_Intern__International_Tax_Compl_Amazon__MNC_.docx
@@ -4,7 +4,7 @@
   <w:body>
     <w:p>
       <w:pPr>
-        <w:spacing w:after="44"/>
+        <w:spacing w:after="0" w:before="20"/>
         <w:jc w:val="center"/>
       </w:pPr>
       <w:r>
@@ -21,6 +21,7 @@
     </w:p>
     <w:p>
       <w:pPr>
+        <w:spacing w:before="20" w:after="0"/>
         <w:jc w:val="center"/>
       </w:pPr>
       <w:r>
@@ -116,7 +117,7 @@
         <w:pBdr>
           <w:bottom w:val="single" w:sz="6" w:space="1" w:color="000000"/>
         </w:pBdr>
-        <w:spacing w:before="360" w:after="52"/>
+        <w:spacing w:before="112" w:after="0"/>
       </w:pPr>
       <w:r>
         <w:rPr>
@@ -135,7 +136,7 @@
         <w:tabs>
           <w:tab w:val="right" w:pos="10800"/>
         </w:tabs>
-        <w:spacing w:before="62"/>
+        <w:spacing w:before="20" w:after="0"/>
       </w:pPr>
       <w:r>
         <w:rPr>
@@ -168,7 +169,7 @@
     </w:p>
     <w:p>
       <w:pPr>
-        <w:spacing w:before="8"/>
+        <w:spacing w:before="8" w:after="0"/>
       </w:pPr>
       <w:r>
         <w:rPr>
@@ -187,7 +188,7 @@
         <w:tabs>
           <w:tab w:val="right" w:pos="10800"/>
         </w:tabs>
-        <w:spacing w:before="62"/>
+        <w:spacing w:before="20" w:after="0"/>
       </w:pPr>
       <w:r>
         <w:rPr>
@@ -220,7 +221,7 @@
     </w:p>
     <w:p>
       <w:pPr>
-        <w:spacing w:before="8"/>
+        <w:spacing w:before="8" w:after="0"/>
       </w:pPr>
       <w:r>
         <w:rPr>
@@ -239,7 +240,7 @@
         <w:tabs>
           <w:tab w:val="right" w:pos="10800"/>
         </w:tabs>
-        <w:spacing w:before="62"/>
+        <w:spacing w:before="20" w:after="0"/>
       </w:pPr>
       <w:r>
         <w:rPr>
@@ -272,7 +273,7 @@
     </w:p>
     <w:p>
       <w:pPr>
-        <w:spacing w:before="8"/>
+        <w:spacing w:before="8" w:after="0"/>
       </w:pPr>
       <w:r>
         <w:rPr>
@@ -288,7 +289,7 @@
     </w:p>
     <w:p>
       <w:pPr>
-        <w:spacing w:before="8"/>
+        <w:spacing w:before="23" w:after="23"/>
       </w:pPr>
     </w:p>
     <w:p>
@@ -296,7 +297,7 @@
         <w:pBdr>
           <w:bottom w:val="single" w:sz="6" w:space="1" w:color="000000"/>
         </w:pBdr>
-        <w:spacing w:before="155" w:after="52"/>
+        <w:spacing w:before="112" w:after="0"/>
       </w:pPr>
       <w:r>
         <w:rPr>
@@ -315,7 +316,7 @@
         <w:tabs>
           <w:tab w:val="right" w:pos="10800"/>
         </w:tabs>
-        <w:spacing w:before="62"/>
+        <w:spacing w:before="20" w:after="0"/>
       </w:pPr>
       <w:r>
         <w:rPr>
@@ -359,7 +360,7 @@
         <w:tabs>
           <w:tab w:val="right" w:pos="10800"/>
         </w:tabs>
-        <w:spacing w:before="8"/>
+        <w:spacing w:before="8" w:after="0"/>
       </w:pPr>
       <w:r>
         <w:rPr>
@@ -403,34 +404,16 @@
           <w:ilvl w:val="0"/>
           <w:numId w:val="2"/>
         </w:numPr>
-        <w:spacing w:before="13" w:after="13"/>
-      </w:pPr>
-      <w:r>
-        <w:rPr>
-          <w:rFonts w:ascii="Source Sans Pro" w:eastAsia="Source Sans Pro" w:hAnsi="Source Sans Pro" w:cs="Source Sans Pro"/>
-          <w:color w:val="000000"/>
-          <w:sz w:val="19"/>
-          <w:szCs w:val="19"/>
-        </w:rPr>
-        <w:t>Triaged 50+ weekly inventory reimbursement cases by severity and policy eligibility, mirroring Amazon's structured alert triage and escalation workflow used in SOC Tier 1 analyst roles.</w:t>
-      </w:r>
-      <w:proofErr w:type="spellStart"/>
-      <w:r>
-        <w:rPr>
-          <w:rFonts w:ascii="Source Sans Pro" w:eastAsia="Source Sans Pro" w:hAnsi="Source Sans Pro" w:cs="Source Sans Pro"/>
-          <w:color w:val="000000"/>
-          <w:sz w:val="19"/>
-          <w:szCs w:val="19"/>
-        </w:rPr>
-      </w:r>
-      <w:proofErr w:type="spellEnd"/>
-      <w:r>
-        <w:rPr>
-          <w:rFonts w:ascii="Source Sans Pro" w:eastAsia="Source Sans Pro" w:hAnsi="Source Sans Pro" w:cs="Source Sans Pro"/>
-          <w:color w:val="000000"/>
-          <w:sz w:val="19"/>
-          <w:szCs w:val="19"/>
-        </w:rPr>
+        <w:spacing w:before="13" w:after="32"/>
+      </w:pPr>
+      <w:r>
+        <w:rPr>
+          <w:rFonts w:ascii="Source Sans Pro" w:eastAsia="Source Sans Pro" w:hAnsi="Source Sans Pro" w:cs="Source Sans Pro"/>
+          <w:color w:val="000000"/>
+          <w:sz w:val="19"/>
+          <w:szCs w:val="19"/>
+        </w:rPr>
+        <w:t>Triaged 50+ weekly inventory reimbursement cases by severity and policy eligibility, ensuring compliance with structured case triage and escalation workflows.</w:t>
       </w:r>
     </w:p>
     <w:p>
@@ -440,16 +423,16 @@
           <w:ilvl w:val="0"/>
           <w:numId w:val="2"/>
         </w:numPr>
-        <w:spacing w:before="13" w:after="13"/>
-      </w:pPr>
-      <w:r>
-        <w:rPr>
-          <w:rFonts w:ascii="Source Sans Pro" w:eastAsia="Source Sans Pro" w:hAnsi="Source Sans Pro" w:cs="Source Sans Pro"/>
-          <w:color w:val="000000"/>
-          <w:sz w:val="19"/>
-          <w:szCs w:val="19"/>
-        </w:rPr>
-        <w:t>Performed root cause analysis on seller claims to identify policy violations and anomalous patterns; escalated findings to senior reviewers, demonstrating investigative instincts central to Amazon's SOC and fraud analyst operations.</w:t>
+        <w:spacing w:before="13" w:after="32"/>
+      </w:pPr>
+      <w:r>
+        <w:rPr>
+          <w:rFonts w:ascii="Source Sans Pro" w:eastAsia="Source Sans Pro" w:hAnsi="Source Sans Pro" w:cs="Source Sans Pro"/>
+          <w:color w:val="000000"/>
+          <w:sz w:val="19"/>
+          <w:szCs w:val="19"/>
+        </w:rPr>
+        <w:t>Conducted root cause analysis on seller claims, identifying policy violations and anomalous patterns, and escalated findings to senior reviewers for compliance tax validation.</w:t>
       </w:r>
     </w:p>
     <w:p>
@@ -459,91 +442,16 @@
           <w:ilvl w:val="0"/>
           <w:numId w:val="2"/>
         </w:numPr>
-        <w:spacing w:before="13" w:after="13"/>
-      </w:pPr>
-      <w:r>
-        <w:rPr>
-          <w:rFonts w:ascii="Source Sans Pro" w:eastAsia="Source Sans Pro" w:hAnsi="Source Sans Pro" w:cs="Source Sans Pro"/>
-          <w:color w:val="000000"/>
-          <w:sz w:val="19"/>
-          <w:szCs w:val="19"/>
-        </w:rPr>
-        <w:t>Maintained audit-ready case documentation recording investigation findings, decisions, and corrective actions, establishing the evidence chain-of-custody discipline required for security incident reporting and IT audit at Amazon.</w:t>
-      </w:r>
-    </w:p>
-    <w:p>
-      <w:pPr>
-        <w:pBdr>
-          <w:bottom w:val="single" w:sz="6" w:space="1" w:color="000000"/>
-        </w:pBdr>
-        <w:spacing w:before="155" w:after="52"/>
-        <w:rPr>
-          <w:rFonts w:ascii="Source Sans Pro" w:eastAsia="Source Sans Pro" w:hAnsi="Source Sans Pro" w:cs="Source Sans Pro"/>
-          <w:b/>
-          <w:bCs/>
-          <w:color w:val="000000"/>
-          <w:sz w:val="22"/>
-          <w:szCs w:val="22"/>
-        </w:rPr>
-      </w:pPr>
-    </w:p>
-    <w:p>
-      <w:pPr>
-        <w:pBdr>
-          <w:bottom w:val="single" w:sz="6" w:space="1" w:color="000000"/>
-        </w:pBdr>
-        <w:spacing w:before="155" w:after="52"/>
-      </w:pPr>
-      <w:r>
-        <w:rPr>
-          <w:rFonts w:ascii="Source Sans Pro" w:eastAsia="Source Sans Pro" w:hAnsi="Source Sans Pro" w:cs="Source Sans Pro"/>
-          <w:b/>
-          <w:bCs/>
-          <w:color w:val="000000"/>
-          <w:sz w:val="22"/>
-          <w:szCs w:val="22"/>
-        </w:rPr>
-        <w:t>Projects</w:t>
-      </w:r>
-    </w:p>
-    <w:p>
-      <w:pPr>
-        <w:tabs>
-          <w:tab w:val="right" w:pos="10800"/>
-        </w:tabs>
-        <w:spacing w:before="62"/>
-      </w:pPr>
-      <w:proofErr w:type="spellStart"/>
-      <w:proofErr w:type="spellEnd"/>
-      <w:hyperlink r:id="rId13">
-        <w:r>
-          <w:rPr>
-            <w:rFonts w:ascii="Source Sans Pro" w:eastAsia="Source Sans Pro" w:hAnsi="Source Sans Pro" w:cs="Source Sans Pro"/>
-            <w:b/>
-            <w:sz w:val="19"/>
-            <w:szCs w:val="19"/>
-            <w:color w:val="000000"/>
-            <w:u w:val="single"/>
-          </w:rPr>
-          <w:t>SOC Automation &amp; Threat Detection Lab</w:t>
-        </w:r>
-      </w:hyperlink>
-      <w:r>
-        <w:rPr>
-          <w:rFonts w:ascii="Source Sans Pro" w:eastAsia="Source Sans Pro" w:hAnsi="Source Sans Pro" w:cs="Source Sans Pro"/>
-          <w:sz w:val="19"/>
-          <w:szCs w:val="19"/>
-        </w:rPr>
-        <w:t xml:space="preserve">  |  	</w:t>
-      </w:r>
-      <w:r>
-        <w:rPr>
-          <w:rFonts w:ascii="Source Sans Pro" w:eastAsia="Source Sans Pro" w:hAnsi="Source Sans Pro" w:cs="Source Sans Pro"/>
-          <w:i/>
-          <w:sz w:val="19"/>
-          <w:szCs w:val="19"/>
-        </w:rPr>
-        <w:t>Python, Splunk, Wireshark, Nmap, MITRE ATT&amp;K</w:t>
+        <w:spacing w:before="13" w:after="32"/>
+      </w:pPr>
+      <w:r>
+        <w:rPr>
+          <w:rFonts w:ascii="Source Sans Pro" w:eastAsia="Source Sans Pro" w:hAnsi="Source Sans Pro" w:cs="Source Sans Pro"/>
+          <w:color w:val="000000"/>
+          <w:sz w:val="19"/>
+          <w:szCs w:val="19"/>
+        </w:rPr>
+        <w:t>Maintained audit-ready case documentation, recording investigation findings, decisions, evidence notes, and corrective actions to support compliance tracking and control validation.</w:t>
       </w:r>
     </w:p>
     <w:p>
@@ -553,16 +461,91 @@
           <w:ilvl w:val="0"/>
           <w:numId w:val="2"/>
         </w:numPr>
-        <w:spacing w:before="13" w:after="13"/>
-      </w:pPr>
-      <w:r>
-        <w:rPr>
-          <w:rFonts w:ascii="Source Sans Pro" w:eastAsia="Source Sans Pro" w:hAnsi="Source Sans Pro" w:cs="Source Sans Pro"/>
-          <w:color w:val="000000"/>
-          <w:sz w:val="19"/>
-          <w:szCs w:val="19"/>
-        </w:rPr>
-        <w:t>Deployed Splunk SIEM with SPL correlation searches for brute-force detection (index=* failed | stats count by src_ip), lateral movement, and privilege escalation; mapped TTPs to MITRE ATT&amp;CK (T1110, T1078, T1059) and wrote PICERL incident report.</w:t>
+        <w:spacing w:before="13" w:after="32"/>
+      </w:pPr>
+      <w:r>
+        <w:rPr>
+          <w:rFonts w:ascii="Source Sans Pro" w:eastAsia="Source Sans Pro" w:hAnsi="Source Sans Pro" w:cs="Source Sans Pro"/>
+          <w:color w:val="000000"/>
+          <w:sz w:val="19"/>
+          <w:szCs w:val="19"/>
+        </w:rPr>
+        <w:t>Spotted recurring fraud patterns across 200+ weekly cases and flagged them early, reducing repeat-issue investigation time before escalation and enhancing international tax compliance.</w:t>
+      </w:r>
+    </w:p>
+    <w:p>
+      <w:pPr>
+        <w:spacing w:before="23" w:after="23"/>
+        <w:rPr>
+          <w:rFonts w:ascii="Source Sans Pro" w:eastAsia="Source Sans Pro" w:hAnsi="Source Sans Pro" w:cs="Source Sans Pro"/>
+          <w:b/>
+          <w:bCs/>
+          <w:color w:val="000000"/>
+          <w:sz w:val="22"/>
+          <w:szCs w:val="22"/>
+        </w:rPr>
+      </w:pPr>
+    </w:p>
+    <w:p>
+      <w:pPr>
+        <w:spacing w:before="105" w:after="13"/>
+      </w:pPr>
+      <w:r>
+        <w:rPr>
+          <w:rFonts w:ascii="Source Sans Pro" w:eastAsia="Source Sans Pro" w:hAnsi="Source Sans Pro" w:cs="Source Sans Pro"/>
+          <w:b/>
+          <w:bCs/>
+          <w:color w:val="000000"/>
+          <w:sz w:val="22"/>
+          <w:szCs w:val="22"/>
+        </w:rPr>
+        <w:t>Projects</w:t>
+      </w:r>
+    </w:p>
+    <w:p>
+      <w:pPr>
+        <w:tabs>
+          <w:tab w:val="right" w:pos="10800"/>
+        </w:tabs>
+        <w:spacing w:before="20" w:after="0"/>
+      </w:pPr>
+      <w:hyperlink r:id="rId8">
+        <w:r>
+          <w:rPr>
+            <w:rFonts w:ascii="Source Sans Pro" w:eastAsia="Source Sans Pro" w:hAnsi="Source Sans Pro" w:cs="Source Sans Pro"/>
+            <w:b/>
+            <w:color w:val="000000"/>
+            <w:sz w:val="19"/>
+            <w:szCs w:val="19"/>
+            <w:u w:val="single"/>
+          </w:rPr>
+          <w:t>SOC Automation and Threat Detection Lab</w:t>
+        </w:r>
+      </w:hyperlink>
+      <w:r>
+        <w:rPr>
+          <w:rFonts w:ascii="Source Sans Pro" w:eastAsia="Source Sans Pro" w:hAnsi="Source Sans Pro" w:cs="Source Sans Pro"/>
+          <w:sz w:val="19"/>
+          <w:szCs w:val="19"/>
+        </w:rPr>
+        <w:t xml:space="preserve">  |  </w:t>
+      </w:r>
+      <w:r>
+        <w:rPr>
+          <w:rFonts w:ascii="Source Sans Pro" w:eastAsia="Source Sans Pro" w:hAnsi="Source Sans Pro" w:cs="Source Sans Pro"/>
+          <w:sz w:val="19"/>
+          <w:szCs w:val="19"/>
+        </w:rPr>
+        <w:tab/>
+      </w:r>
+      <w:r>
+        <w:rPr>
+          <w:rFonts w:ascii="Source Sans Pro" w:eastAsia="Source Sans Pro" w:hAnsi="Source Sans Pro" w:cs="Source Sans Pro"/>
+          <w:i/>
+          <w:sz w:val="19"/>
+          <w:szCs w:val="19"/>
+        </w:rPr>
+        <w:t>Python, Splunk, Wireshark, Nmap, MITRE ATT&amp;CK</w:t>
       </w:r>
     </w:p>
     <w:p>
@@ -572,16 +555,16 @@
           <w:ilvl w:val="0"/>
           <w:numId w:val="2"/>
         </w:numPr>
-        <w:spacing w:before="13" w:after="13"/>
-      </w:pPr>
-      <w:r>
-        <w:rPr>
-          <w:rFonts w:ascii="Source Sans Pro" w:eastAsia="Source Sans Pro" w:hAnsi="Source Sans Pro" w:cs="Source Sans Pro"/>
-          <w:color w:val="000000"/>
-          <w:sz w:val="19"/>
-          <w:szCs w:val="19"/>
-        </w:rPr>
-        <w:t>Built automated SOAR-style detection pipeline: Python script ingests Splunk alerts, runs IOC enrichment via VirusTotal API, and dispatches Telegram notifications with severity classification — reducing mean time to triage by automating repetitive L1 tasks.</w:t>
+        <w:spacing w:before="13" w:after="32"/>
+      </w:pPr>
+      <w:r>
+        <w:rPr>
+          <w:rFonts w:ascii="Source Sans Pro" w:eastAsia="Source Sans Pro" w:hAnsi="Source Sans Pro" w:cs="Source Sans Pro"/>
+          <w:color w:val="000000"/>
+          <w:sz w:val="19"/>
+          <w:szCs w:val="19"/>
+        </w:rPr>
+        <w:t>Deployed Splunk SIEM with SPL searches for brute-force detection, lateral movement, and privilege escalation; mapped TTPs to MITRE ATT&amp;CK (T1110, T1078, T1059) and wrote incident report.</w:t>
       </w:r>
     </w:p>
     <w:p>
@@ -591,95 +574,16 @@
           <w:ilvl w:val="0"/>
           <w:numId w:val="2"/>
         </w:numPr>
-        <w:spacing w:before="13" w:after="13"/>
-      </w:pPr>
-      <w:r>
-        <w:rPr>
-          <w:rFonts w:ascii="Source Sans Pro" w:eastAsia="Source Sans Pro" w:hAnsi="Source Sans Pro" w:cs="Source Sans Pro"/>
-          <w:color w:val="000000"/>
-          <w:sz w:val="19"/>
-          <w:szCs w:val="19"/>
-        </w:rPr>
-        <w:t>Converted detection logic to Sigma rules (vendor-neutral format used by enterprise SOCs); performed TCP/IP analysis in Wireshark to detect SYN scans, DNS tunnelling, and plaintext credential exposure on unencrypted sessions.</w:t>
-      </w:r>
-      <w:proofErr w:type="spellStart"/>
-      <w:r>
-        <w:rPr>
-          <w:rFonts w:ascii="Source Sans Pro" w:eastAsia="Source Sans Pro" w:hAnsi="Source Sans Pro" w:cs="Source Sans Pro"/>
-          <w:color w:val="000000"/>
-          <w:sz w:val="19"/>
-          <w:szCs w:val="19"/>
-        </w:rPr>
-      </w:r>
-      <w:proofErr w:type="spellEnd"/>
-      <w:r>
-        <w:rPr>
-          <w:rFonts w:ascii="Source Sans Pro" w:eastAsia="Source Sans Pro" w:hAnsi="Source Sans Pro" w:cs="Source Sans Pro"/>
-          <w:color w:val="000000"/>
-          <w:sz w:val="19"/>
-          <w:szCs w:val="19"/>
-        </w:rPr>
-      </w:r>
-      <w:proofErr w:type="spellStart"/>
-      <w:r>
-        <w:rPr>
-          <w:rFonts w:ascii="Source Sans Pro" w:eastAsia="Source Sans Pro" w:hAnsi="Source Sans Pro" w:cs="Source Sans Pro"/>
-          <w:color w:val="000000"/>
-          <w:sz w:val="19"/>
-          <w:szCs w:val="19"/>
-        </w:rPr>
-      </w:r>
-      <w:proofErr w:type="spellEnd"/>
-      <w:r>
-        <w:rPr>
-          <w:rFonts w:ascii="Source Sans Pro" w:eastAsia="Source Sans Pro" w:hAnsi="Source Sans Pro" w:cs="Source Sans Pro"/>
-          <w:color w:val="000000"/>
-          <w:sz w:val="19"/>
-          <w:szCs w:val="19"/>
-        </w:rPr>
-      </w:r>
-    </w:p>
-    <w:p>
-      <w:pPr>
-        <w:spacing w:before="30"/>
-      </w:pPr>
-    </w:p>
-    <w:p>
-      <w:pPr>
-        <w:tabs>
-          <w:tab w:val="right" w:pos="10800"/>
-        </w:tabs>
-        <w:spacing w:before="30"/>
-      </w:pPr>
-      <w:hyperlink r:id="rId14">
-        <w:r>
-          <w:rPr>
-            <w:rFonts w:ascii="Source Sans Pro" w:eastAsia="Source Sans Pro" w:hAnsi="Source Sans Pro" w:cs="Source Sans Pro"/>
-            <w:b/>
-            <w:sz w:val="19"/>
-            <w:szCs w:val="19"/>
-            <w:color w:val="000000"/>
-            <w:u w:val="single"/>
-          </w:rPr>
-          <w:t>Vulnerability Scanner &amp; Patch Prioritization Engine</w:t>
-        </w:r>
-      </w:hyperlink>
-      <w:r>
-        <w:rPr>
-          <w:rFonts w:ascii="Source Sans Pro" w:eastAsia="Source Sans Pro" w:hAnsi="Source Sans Pro" w:cs="Source Sans Pro"/>
-          <w:sz w:val="19"/>
-          <w:szCs w:val="19"/>
-        </w:rPr>
-        <w:t xml:space="preserve">  |  	</w:t>
-      </w:r>
-      <w:r>
-        <w:rPr>
-          <w:rFonts w:ascii="Source Sans Pro" w:eastAsia="Source Sans Pro" w:hAnsi="Source Sans Pro" w:cs="Source Sans Pro"/>
-          <w:i/>
-          <w:sz w:val="19"/>
-          <w:szCs w:val="19"/>
-        </w:rPr>
-        <w:t>Python, Bash, Nessus, OpenVAS, NVD API</w:t>
+        <w:spacing w:before="13" w:after="32"/>
+      </w:pPr>
+      <w:r>
+        <w:rPr>
+          <w:rFonts w:ascii="Source Sans Pro" w:eastAsia="Source Sans Pro" w:hAnsi="Source Sans Pro" w:cs="Source Sans Pro"/>
+          <w:color w:val="000000"/>
+          <w:sz w:val="19"/>
+          <w:szCs w:val="19"/>
+        </w:rPr>
+        <w:t>Developed SOAR-style detection pipeline: Python script ingests Splunk alerts, enriches with VirusTotal API, and dispatches Telegram notifications with severity classification.</w:t>
       </w:r>
     </w:p>
     <w:p>
@@ -689,16 +593,67 @@
           <w:ilvl w:val="0"/>
           <w:numId w:val="2"/>
         </w:numPr>
-        <w:spacing w:before="13" w:after="13"/>
-      </w:pPr>
-      <w:r>
-        <w:rPr>
-          <w:rFonts w:ascii="Source Sans Pro" w:eastAsia="Source Sans Pro" w:hAnsi="Source Sans Pro" w:cs="Source Sans Pro"/>
-          <w:color w:val="000000"/>
-          <w:sz w:val="19"/>
-          <w:szCs w:val="19"/>
-        </w:rPr>
-        <w:t>Built automated vulnerability assessment pipeline integrating Nessus and OpenVAS REST APIs in Python; generates CVE reports classified by CVSS severity with remediation guidance; implemented EPSS scoring from FIRST.org API to prioritise by actual exploit probability.</w:t>
+        <w:spacing w:before="13" w:after="32"/>
+      </w:pPr>
+      <w:r>
+        <w:rPr>
+          <w:rFonts w:ascii="Source Sans Pro" w:eastAsia="Source Sans Pro" w:hAnsi="Source Sans Pro" w:cs="Source Sans Pro"/>
+          <w:color w:val="000000"/>
+          <w:sz w:val="19"/>
+          <w:szCs w:val="19"/>
+        </w:rPr>
+        <w:t>Converted detection logic to Sigma rules, detecting SYN scans, DNS tunnelling, and plaintext credential exposure in Wireshark TCP/IP analysis.</w:t>
+      </w:r>
+    </w:p>
+    <w:p>
+      <w:pPr>
+        <w:spacing w:before="23" w:after="23"/>
+      </w:pPr>
+    </w:p>
+    <w:p>
+      <w:pPr>
+        <w:tabs>
+          <w:tab w:val="right" w:pos="10800"/>
+        </w:tabs>
+        <w:spacing w:before="30" w:after="0"/>
+      </w:pPr>
+      <w:hyperlink r:id="rId9">
+        <w:r>
+          <w:rPr>
+            <w:rFonts w:ascii="Source Sans Pro" w:eastAsia="Source Sans Pro" w:hAnsi="Source Sans Pro" w:cs="Source Sans Pro"/>
+            <w:b/>
+            <w:color w:val="000000"/>
+            <w:sz w:val="19"/>
+            <w:szCs w:val="19"/>
+            <w:u w:val="single"/>
+          </w:rPr>
+          <w:t>Vulnerability Scanner and Patch Prioritization Engine</w:t>
+        </w:r>
+      </w:hyperlink>
+      <w:r>
+        <w:rPr>
+          <w:rFonts w:ascii="Source Sans Pro" w:eastAsia="Source Sans Pro" w:hAnsi="Source Sans Pro" w:cs="Source Sans Pro"/>
+          <w:sz w:val="19"/>
+          <w:szCs w:val="19"/>
+        </w:rPr>
+        <w:t xml:space="preserve">  |  </w:t>
+      </w:r>
+      <w:r>
+        <w:rPr>
+          <w:rFonts w:ascii="Source Sans Pro" w:eastAsia="Source Sans Pro" w:hAnsi="Source Sans Pro" w:cs="Source Sans Pro"/>
+          <w:sz w:val="19"/>
+          <w:szCs w:val="19"/>
+        </w:rPr>
+        <w:tab/>
+      </w:r>
+      <w:r>
+        <w:rPr>
+          <w:rFonts w:ascii="Source Sans Pro" w:eastAsia="Source Sans Pro" w:hAnsi="Source Sans Pro" w:cs="Source Sans Pro"/>
+          <w:i/>
+          <w:sz w:val="19"/>
+          <w:szCs w:val="19"/>
+        </w:rPr>
+        <w:t>Python, Bash, Nessus, OpenVAS, NVD API</w:t>
       </w:r>
     </w:p>
     <w:p>
@@ -708,16 +663,16 @@
           <w:ilvl w:val="0"/>
           <w:numId w:val="2"/>
         </w:numPr>
-        <w:spacing w:before="13" w:after="13"/>
-      </w:pPr>
-      <w:r>
-        <w:rPr>
-          <w:rFonts w:ascii="Source Sans Pro" w:eastAsia="Source Sans Pro" w:hAnsi="Source Sans Pro" w:cs="Source Sans Pro"/>
-          <w:color w:val="000000"/>
-          <w:sz w:val="19"/>
-          <w:szCs w:val="19"/>
-        </w:rPr>
-        <w:t>Developed OWASP Top 10 automated web checker that sends crafted HTTP requests to test targets and detects injection, broken auth, and SSRF vulnerabilities; documented query-level SQL injection exploit and parameterised query remediation.</w:t>
+        <w:spacing w:before="13" w:after="32"/>
+      </w:pPr>
+      <w:r>
+        <w:rPr>
+          <w:rFonts w:ascii="Source Sans Pro" w:eastAsia="Source Sans Pro" w:hAnsi="Source Sans Pro" w:cs="Source Sans Pro"/>
+          <w:color w:val="000000"/>
+          <w:sz w:val="19"/>
+          <w:szCs w:val="19"/>
+        </w:rPr>
+        <w:t>Developed automated vulnerability assessment pipeline integrating Nessus and OpenVAS REST APIs in Python, generating CVE reports with CVSS severity and EPSS scoring from FIRST.org API.</w:t>
       </w:r>
     </w:p>
     <w:p>
@@ -727,196 +682,16 @@
           <w:ilvl w:val="0"/>
           <w:numId w:val="2"/>
         </w:numPr>
-        <w:spacing w:before="13" w:after="13"/>
-      </w:pPr>
-      <w:r>
-        <w:rPr>
-          <w:rFonts w:ascii="Source Sans Pro" w:eastAsia="Source Sans Pro" w:hAnsi="Source Sans Pro" w:cs="Source Sans Pro"/>
-          <w:color w:val="000000"/>
-          <w:sz w:val="19"/>
-          <w:szCs w:val="19"/>
-        </w:rPr>
-        <w:t>Automated scan scheduling via Bash and cron; built delta-scan logic comparing consecutive runs to flag newly discovered CVEs and calculate remediation SLA deadlines (Critical=24hrs, High=7 days, Medium=30 days) for patch compliance tracking.</w:t>
-      </w:r>
-    </w:p>
-    <w:p>
-      <w:pPr>
-        <w:pBdr>
-          <w:bottom w:val="single" w:sz="6" w:space="1" w:color="000000"/>
-        </w:pBdr>
-        <w:spacing w:before="155" w:after="52"/>
-        <w:rPr>
-          <w:rFonts w:ascii="Source Sans Pro" w:eastAsia="Source Sans Pro" w:hAnsi="Source Sans Pro" w:cs="Source Sans Pro"/>
-          <w:b/>
-          <w:bCs/>
-          <w:color w:val="000000"/>
-          <w:sz w:val="22"/>
-          <w:szCs w:val="22"/>
-        </w:rPr>
-      </w:pPr>
-    </w:p>
-    <w:p>
-      <w:pPr>
-        <w:pBdr>
-          <w:bottom w:val="single" w:sz="6" w:space="1" w:color="000000"/>
-        </w:pBdr>
-        <w:spacing w:before="155" w:after="52"/>
-      </w:pPr>
-      <w:r>
-        <w:rPr>
-          <w:rFonts w:ascii="Source Sans Pro" w:eastAsia="Source Sans Pro" w:hAnsi="Source Sans Pro" w:cs="Source Sans Pro"/>
-          <w:b/>
-          <w:bCs/>
-          <w:color w:val="000000"/>
-          <w:sz w:val="22"/>
-          <w:szCs w:val="22"/>
-        </w:rPr>
-        <w:t>Technical Skills</w:t>
-      </w:r>
-    </w:p>
-    <w:p>
-      <w:pPr>
-        <w:spacing w:before="24" w:after="24"/>
-      </w:pPr>
-      <w:r>
-        <w:rPr>
-          <w:rFonts w:ascii="Source Sans Pro" w:eastAsia="Source Sans Pro" w:hAnsi="Source Sans Pro" w:cs="Source Sans Pro"/>
-          <w:b/>
-          <w:sz w:val="19"/>
-          <w:szCs w:val="19"/>
-        </w:rPr>
-        <w:t xml:space="preserve">SOC Operations: </w:t>
-      </w:r>
-      <w:r>
-        <w:rPr>
-          <w:rFonts w:ascii="Source Sans Pro" w:eastAsia="Source Sans Pro" w:hAnsi="Source Sans Pro" w:cs="Source Sans Pro"/>
-          <w:sz w:val="19"/>
-          <w:szCs w:val="19"/>
-        </w:rPr>
-        <w:t>Alert triage, incident investigation, log analysis, threat detection, escalation, false positive analysis</w:t>
-      </w:r>
-    </w:p>
-    <w:p>
-      <w:pPr>
-        <w:spacing w:before="24" w:after="24"/>
-      </w:pPr>
-      <w:r>
-        <w:rPr>
-          <w:rFonts w:ascii="Source Sans Pro" w:eastAsia="Source Sans Pro" w:hAnsi="Source Sans Pro" w:cs="Source Sans Pro"/>
-          <w:b/>
-          <w:sz w:val="19"/>
-          <w:szCs w:val="19"/>
-        </w:rPr>
-        <w:t xml:space="preserve">SIEM &amp; Monitoring: </w:t>
-      </w:r>
-      <w:r>
-        <w:rPr>
-          <w:rFonts w:ascii="Source Sans Pro" w:eastAsia="Source Sans Pro" w:hAnsi="Source Sans Pro" w:cs="Source Sans Pro"/>
-          <w:sz w:val="19"/>
-          <w:szCs w:val="19"/>
-        </w:rPr>
-        <w:t>Splunk (SPL), Elastic SIEM (basic), Windows Event Logs, Sysmon, Wireshark</w:t>
-      </w:r>
-    </w:p>
-    <w:p>
-      <w:pPr>
-        <w:spacing w:before="24" w:after="24"/>
-      </w:pPr>
-      <w:r>
-        <w:rPr>
-          <w:rFonts w:ascii="Source Sans Pro" w:eastAsia="Source Sans Pro" w:hAnsi="Source Sans Pro" w:cs="Source Sans Pro"/>
-          <w:b/>
-          <w:sz w:val="19"/>
-          <w:szCs w:val="19"/>
-        </w:rPr>
-        <w:t xml:space="preserve">Threat Intelligence: </w:t>
-      </w:r>
-      <w:r>
-        <w:rPr>
-          <w:rFonts w:ascii="Source Sans Pro" w:eastAsia="Source Sans Pro" w:hAnsi="Source Sans Pro" w:cs="Source Sans Pro"/>
-          <w:sz w:val="19"/>
-          <w:szCs w:val="19"/>
-        </w:rPr>
-        <w:t>MITRE ATT&amp;CK, IOC analysis, VirusTotal, OSINT enrichment, Cyber Kill Chain</w:t>
-      </w:r>
-    </w:p>
-    <w:p>
-      <w:pPr>
-        <w:spacing w:before="24" w:after="24"/>
-      </w:pPr>
-      <w:r>
-        <w:rPr>
-          <w:rFonts w:ascii="Source Sans Pro" w:eastAsia="Source Sans Pro" w:hAnsi="Source Sans Pro" w:cs="Source Sans Pro"/>
-          <w:b/>
-          <w:sz w:val="19"/>
-          <w:szCs w:val="19"/>
-        </w:rPr>
-        <w:t xml:space="preserve">Systems &amp; Networking: </w:t>
-      </w:r>
-      <w:r>
-        <w:rPr>
-          <w:rFonts w:ascii="Source Sans Pro" w:eastAsia="Source Sans Pro" w:hAnsi="Source Sans Pro" w:cs="Source Sans Pro"/>
-          <w:sz w:val="19"/>
-          <w:szCs w:val="19"/>
-        </w:rPr>
-        <w:t>Windows internals, Linux fundamentals, TCP/IP, DNS, HTTP/S, firewall and IDS/IPS concepts</w:t>
-      </w:r>
-    </w:p>
-    <w:p>
-      <w:pPr>
-        <w:spacing w:before="24" w:after="24"/>
-      </w:pPr>
-      <w:r>
-        <w:rPr>
-          <w:rFonts w:ascii="Source Sans Pro" w:eastAsia="Source Sans Pro" w:hAnsi="Source Sans Pro" w:cs="Source Sans Pro"/>
-          <w:b/>
-          <w:sz w:val="19"/>
-          <w:szCs w:val="19"/>
-        </w:rPr>
-        <w:t xml:space="preserve">Automation: </w:t>
-      </w:r>
-      <w:r>
-        <w:rPr>
-          <w:rFonts w:ascii="Source Sans Pro" w:eastAsia="Source Sans Pro" w:hAnsi="Source Sans Pro" w:cs="Source Sans Pro"/>
-          <w:sz w:val="19"/>
-          <w:szCs w:val="19"/>
-        </w:rPr>
-        <w:t>Python, Bash (basic), regular expressions</w:t>
-      </w:r>
-    </w:p>
-    <w:p>
-      <w:pPr>
-        <w:pBdr>
-          <w:bottom w:val="single" w:sz="6" w:space="1" w:color="000000"/>
-        </w:pBdr>
-        <w:spacing w:before="155" w:after="52"/>
-        <w:rPr>
-          <w:rFonts w:ascii="Source Sans Pro" w:eastAsia="Source Sans Pro" w:hAnsi="Source Sans Pro" w:cs="Source Sans Pro"/>
-          <w:b/>
-          <w:bCs/>
-          <w:color w:val="000000"/>
-          <w:sz w:val="22"/>
-          <w:szCs w:val="22"/>
-        </w:rPr>
-      </w:pPr>
-    </w:p>
-    <w:p>
-      <w:pPr>
-        <w:pBdr>
-          <w:bottom w:val="single" w:sz="6" w:space="1" w:color="000000"/>
-        </w:pBdr>
-        <w:spacing w:before="155" w:after="52"/>
-      </w:pPr>
-      <w:r>
-        <w:rPr>
-          <w:rFonts w:ascii="Source Sans Pro" w:eastAsia="Source Sans Pro" w:hAnsi="Source Sans Pro" w:cs="Source Sans Pro"/>
-          <w:b/>
-          <w:bCs/>
-          <w:color w:val="000000"/>
-          <w:sz w:val="22"/>
-          <w:szCs w:val="22"/>
-        </w:rPr>
-        <w:t>Certifications</w:t>
+        <w:spacing w:before="13" w:after="32"/>
+      </w:pPr>
+      <w:r>
+        <w:rPr>
+          <w:rFonts w:ascii="Source Sans Pro" w:eastAsia="Source Sans Pro" w:hAnsi="Source Sans Pro" w:cs="Source Sans Pro"/>
+          <w:color w:val="000000"/>
+          <w:sz w:val="19"/>
+          <w:szCs w:val="19"/>
+        </w:rPr>
+        <w:t>Developed OWASP Top 10 automated web checker detecting injection, auth, and SSRF vulnerabilities; documented SQL injection exploit and remediation.</w:t>
       </w:r>
     </w:p>
     <w:p>
@@ -926,16 +701,187 @@
           <w:ilvl w:val="0"/>
           <w:numId w:val="2"/>
         </w:numPr>
-        <w:spacing w:before="13" w:after="13"/>
-      </w:pPr>
-      <w:r>
-        <w:rPr>
-          <w:rFonts w:ascii="Source Sans Pro" w:eastAsia="Source Sans Pro" w:hAnsi="Source Sans Pro" w:cs="Source Sans Pro"/>
-          <w:color w:val="000000"/>
-          <w:sz w:val="19"/>
-          <w:szCs w:val="19"/>
-        </w:rPr>
-        <w:t>CompTIA Security+ SY0-701  —  in progress, exam target Q3 2026</w:t>
+        <w:spacing w:before="13" w:after="32"/>
+      </w:pPr>
+      <w:r>
+        <w:rPr>
+          <w:rFonts w:ascii="Source Sans Pro" w:eastAsia="Source Sans Pro" w:hAnsi="Source Sans Pro" w:cs="Source Sans Pro"/>
+          <w:color w:val="000000"/>
+          <w:sz w:val="19"/>
+          <w:szCs w:val="19"/>
+        </w:rPr>
+        <w:t>Automated scan scheduling via Bash and cron; built delta-scan logic to flag new CVEs and calculate remediation SLA deadlines (Critical=24hrs, High=7 days, Medium=30 days).</w:t>
+      </w:r>
+    </w:p>
+    <w:p>
+      <w:pPr>
+        <w:pStyle w:val="ListParagraph"/>
+        <w:spacing w:before="23" w:after="23"/>
+        <w:ind w:left="450"/>
+      </w:pPr>
+    </w:p>
+    <w:p>
+      <w:pPr>
+        <w:pBdr>
+          <w:bottom w:val="single" w:sz="6" w:space="1" w:color="000000"/>
+        </w:pBdr>
+        <w:spacing w:before="112" w:after="0"/>
+      </w:pPr>
+      <w:r>
+        <w:rPr>
+          <w:rFonts w:ascii="Source Sans Pro" w:eastAsia="Source Sans Pro" w:hAnsi="Source Sans Pro" w:cs="Source Sans Pro"/>
+          <w:b/>
+          <w:bCs/>
+          <w:color w:val="000000"/>
+          <w:sz w:val="22"/>
+          <w:szCs w:val="22"/>
+        </w:rPr>
+        <w:t>Technical Skills</w:t>
+      </w:r>
+    </w:p>
+    <w:p>
+      <w:pPr>
+        <w:spacing w:before="47" w:after="47"/>
+      </w:pPr>
+      <w:r>
+        <w:rPr>
+          <w:rFonts w:ascii="Source Sans Pro" w:eastAsia="Source Sans Pro" w:hAnsi="Source Sans Pro" w:cs="Source Sans Pro"/>
+          <w:b/>
+          <w:sz w:val="19"/>
+          <w:szCs w:val="19"/>
+        </w:rPr>
+        <w:t xml:space="preserve">SOC Operations: </w:t>
+      </w:r>
+      <w:r>
+        <w:rPr>
+          <w:rFonts w:ascii="Source Sans Pro" w:eastAsia="Source Sans Pro" w:hAnsi="Source Sans Pro" w:cs="Source Sans Pro"/>
+          <w:sz w:val="19"/>
+          <w:szCs w:val="19"/>
+        </w:rPr>
+        <w:t>Alert triage, incident investigation, log analysis, threat detection, escalation, false positive analysis</w:t>
+      </w:r>
+    </w:p>
+    <w:p>
+      <w:pPr>
+        <w:spacing w:before="47" w:after="47"/>
+      </w:pPr>
+      <w:r>
+        <w:rPr>
+          <w:rFonts w:ascii="Source Sans Pro" w:eastAsia="Source Sans Pro" w:hAnsi="Source Sans Pro" w:cs="Source Sans Pro"/>
+          <w:b/>
+          <w:sz w:val="19"/>
+          <w:szCs w:val="19"/>
+        </w:rPr>
+        <w:t xml:space="preserve">SIEM &amp; Monitoring: </w:t>
+      </w:r>
+      <w:r>
+        <w:rPr>
+          <w:rFonts w:ascii="Source Sans Pro" w:eastAsia="Source Sans Pro" w:hAnsi="Source Sans Pro" w:cs="Source Sans Pro"/>
+          <w:sz w:val="19"/>
+          <w:szCs w:val="19"/>
+        </w:rPr>
+        <w:t>Splunk (SPL), Elastic SIEM (basic), Windows Event Logs, Sysmon, Wireshark</w:t>
+      </w:r>
+    </w:p>
+    <w:p>
+      <w:pPr>
+        <w:spacing w:before="47" w:after="47"/>
+      </w:pPr>
+      <w:r>
+        <w:rPr>
+          <w:rFonts w:ascii="Source Sans Pro" w:eastAsia="Source Sans Pro" w:hAnsi="Source Sans Pro" w:cs="Source Sans Pro"/>
+          <w:b/>
+          <w:sz w:val="19"/>
+          <w:szCs w:val="19"/>
+        </w:rPr>
+        <w:t xml:space="preserve">Threat Intelligence: </w:t>
+      </w:r>
+      <w:r>
+        <w:rPr>
+          <w:rFonts w:ascii="Source Sans Pro" w:eastAsia="Source Sans Pro" w:hAnsi="Source Sans Pro" w:cs="Source Sans Pro"/>
+          <w:sz w:val="19"/>
+          <w:szCs w:val="19"/>
+        </w:rPr>
+        <w:t>MITRE ATT&amp;CK, IOC analysis, VirusTotal, OSINT enrichment, Cyber Kill Chain</w:t>
+      </w:r>
+    </w:p>
+    <w:p>
+      <w:pPr>
+        <w:spacing w:before="47" w:after="47"/>
+      </w:pPr>
+      <w:r>
+        <w:rPr>
+          <w:rFonts w:ascii="Source Sans Pro" w:eastAsia="Source Sans Pro" w:hAnsi="Source Sans Pro" w:cs="Source Sans Pro"/>
+          <w:b/>
+          <w:sz w:val="19"/>
+          <w:szCs w:val="19"/>
+        </w:rPr>
+        <w:t xml:space="preserve">Systems &amp; Networking: </w:t>
+      </w:r>
+      <w:r>
+        <w:rPr>
+          <w:rFonts w:ascii="Source Sans Pro" w:eastAsia="Source Sans Pro" w:hAnsi="Source Sans Pro" w:cs="Source Sans Pro"/>
+          <w:sz w:val="19"/>
+          <w:szCs w:val="19"/>
+        </w:rPr>
+        <w:t>Windows internals, Linux fundamentals, TCP/IP, DNS, HTTP/S, firewall and IDS/IPS concepts</w:t>
+      </w:r>
+    </w:p>
+    <w:p>
+      <w:pPr>
+        <w:spacing w:before="47" w:after="47"/>
+      </w:pPr>
+      <w:r>
+        <w:rPr>
+          <w:rFonts w:ascii="Source Sans Pro" w:eastAsia="Source Sans Pro" w:hAnsi="Source Sans Pro" w:cs="Source Sans Pro"/>
+          <w:b/>
+          <w:sz w:val="19"/>
+          <w:szCs w:val="19"/>
+        </w:rPr>
+        <w:t xml:space="preserve">Automation: </w:t>
+      </w:r>
+      <w:r>
+        <w:rPr>
+          <w:rFonts w:ascii="Source Sans Pro" w:eastAsia="Source Sans Pro" w:hAnsi="Source Sans Pro" w:cs="Source Sans Pro"/>
+          <w:sz w:val="19"/>
+          <w:szCs w:val="19"/>
+        </w:rPr>
+        <w:t>Python, Bash (basic), regular expressions, compliance</w:t>
+      </w:r>
+    </w:p>
+    <w:p>
+      <w:pPr>
+        <w:pBdr>
+          <w:bottom w:val="single" w:sz="6" w:space="1" w:color="000000"/>
+        </w:pBdr>
+        <w:spacing w:before="23" w:after="23"/>
+        <w:rPr>
+          <w:rFonts w:ascii="Source Sans Pro" w:eastAsia="Source Sans Pro" w:hAnsi="Source Sans Pro" w:cs="Source Sans Pro"/>
+          <w:b/>
+          <w:bCs/>
+          <w:color w:val="000000"/>
+          <w:sz w:val="22"/>
+          <w:szCs w:val="22"/>
+        </w:rPr>
+      </w:pPr>
+    </w:p>
+    <w:p>
+      <w:pPr>
+        <w:pBdr>
+          <w:bottom w:val="single" w:sz="6" w:space="1" w:color="000000"/>
+        </w:pBdr>
+        <w:spacing w:before="112" w:after="0"/>
+      </w:pPr>
+      <w:r>
+        <w:rPr>
+          <w:rFonts w:ascii="Source Sans Pro" w:eastAsia="Source Sans Pro" w:hAnsi="Source Sans Pro" w:cs="Source Sans Pro"/>
+          <w:b/>
+          <w:bCs/>
+          <w:color w:val="000000"/>
+          <w:sz w:val="22"/>
+          <w:szCs w:val="22"/>
+        </w:rPr>
+        <w:t>Certifications</w:t>
       </w:r>
     </w:p>
     <w:p>
@@ -945,7 +891,26 @@
           <w:ilvl w:val="0"/>
           <w:numId w:val="2"/>
         </w:numPr>
-        <w:spacing w:before="13" w:after="13"/>
+        <w:spacing w:before="13" w:after="32"/>
+      </w:pPr>
+      <w:r>
+        <w:rPr>
+          <w:rFonts w:ascii="Source Sans Pro" w:eastAsia="Source Sans Pro" w:hAnsi="Source Sans Pro" w:cs="Source Sans Pro"/>
+          <w:color w:val="000000"/>
+          <w:sz w:val="19"/>
+          <w:szCs w:val="19"/>
+        </w:rPr>
+        <w:t>CompTIA Security+ SY0-701  —  in progress, exam target Q3 2026</w:t>
+      </w:r>
+    </w:p>
+    <w:p>
+      <w:pPr>
+        <w:pStyle w:val="ListParagraph"/>
+        <w:numPr>
+          <w:ilvl w:val="0"/>
+          <w:numId w:val="2"/>
+        </w:numPr>
+        <w:spacing w:before="13" w:after="32"/>
       </w:pPr>
       <w:r>
         <w:rPr>

--- a/resumes/Resume_Tax_Intern__International_Tax_Compl_Amazon__MNC_.docx
+++ b/resumes/Resume_Tax_Intern__International_Tax_Compl_Amazon__MNC_.docx
@@ -117,7 +117,7 @@
         <w:pBdr>
           <w:bottom w:val="single" w:sz="6" w:space="1" w:color="000000"/>
         </w:pBdr>
-        <w:spacing w:before="112" w:after="0"/>
+        <w:spacing w:before="99" w:after="0"/>
       </w:pPr>
       <w:r>
         <w:rPr>
@@ -160,6 +160,8 @@
       <w:r>
         <w:rPr>
           <w:rFonts w:ascii="Source Sans Pro" w:eastAsia="Source Sans Pro" w:hAnsi="Source Sans Pro" w:cs="Source Sans Pro"/>
+          <w:i/>
+          <w:iCs/>
           <w:color w:val="555555"/>
           <w:sz w:val="19"/>
           <w:szCs w:val="19"/>
@@ -212,6 +214,8 @@
       <w:r>
         <w:rPr>
           <w:rFonts w:ascii="Source Sans Pro" w:eastAsia="Source Sans Pro" w:hAnsi="Source Sans Pro" w:cs="Source Sans Pro"/>
+          <w:i/>
+          <w:iCs/>
           <w:color w:val="555555"/>
           <w:sz w:val="19"/>
           <w:szCs w:val="19"/>
@@ -264,6 +268,8 @@
       <w:r>
         <w:rPr>
           <w:rFonts w:ascii="Source Sans Pro" w:eastAsia="Source Sans Pro" w:hAnsi="Source Sans Pro" w:cs="Source Sans Pro"/>
+          <w:i/>
+          <w:iCs/>
           <w:color w:val="555555"/>
           <w:sz w:val="19"/>
           <w:szCs w:val="19"/>
@@ -289,7 +295,7 @@
     </w:p>
     <w:p>
       <w:pPr>
-        <w:spacing w:before="23" w:after="23"/>
+        <w:spacing w:before="20" w:after="20"/>
       </w:pPr>
     </w:p>
     <w:p>
@@ -297,7 +303,7 @@
         <w:pBdr>
           <w:bottom w:val="single" w:sz="6" w:space="1" w:color="000000"/>
         </w:pBdr>
-        <w:spacing w:before="112" w:after="0"/>
+        <w:spacing w:before="99" w:after="0"/>
       </w:pPr>
       <w:r>
         <w:rPr>
@@ -348,6 +354,8 @@
       <w:r>
         <w:rPr>
           <w:rFonts w:ascii="Source Sans Pro" w:eastAsia="Source Sans Pro" w:hAnsi="Source Sans Pro" w:cs="Source Sans Pro"/>
+          <w:i/>
+          <w:iCs/>
           <w:color w:val="555555"/>
           <w:sz w:val="19"/>
           <w:szCs w:val="19"/>
@@ -361,10 +369,17 @@
           <w:tab w:val="right" w:pos="10800"/>
         </w:tabs>
         <w:spacing w:before="8" w:after="0"/>
-      </w:pPr>
-      <w:r>
-        <w:rPr>
-          <w:rFonts w:ascii="Source Sans Pro" w:eastAsia="Source Sans Pro" w:hAnsi="Source Sans Pro" w:cs="Source Sans Pro"/>
+        <w:rPr>
+          <w:rFonts w:ascii="Source Sans Pro Light" w:hAnsi="Source Sans Pro Light"/>
+          <w:i/>
+          <w:iCs/>
+        </w:rPr>
+      </w:pPr>
+      <w:r>
+        <w:rPr>
+          <w:rFonts w:ascii="Source Sans Pro" w:eastAsia="Source Sans Pro" w:hAnsi="Source Sans Pro" w:cs="Source Sans Pro"/>
+          <w:i/>
+          <w:iCs/>
           <w:color w:val="555555"/>
           <w:sz w:val="19"/>
           <w:szCs w:val="19"/>
@@ -390,6 +405,8 @@
       <w:r>
         <w:rPr>
           <w:rFonts w:ascii="Source Sans Pro" w:eastAsia="Source Sans Pro" w:hAnsi="Source Sans Pro" w:cs="Source Sans Pro"/>
+          <w:i/>
+          <w:iCs/>
           <w:color w:val="555555"/>
           <w:sz w:val="19"/>
           <w:szCs w:val="19"/>
@@ -404,16 +421,16 @@
           <w:ilvl w:val="0"/>
           <w:numId w:val="2"/>
         </w:numPr>
-        <w:spacing w:before="13" w:after="32"/>
-      </w:pPr>
-      <w:r>
-        <w:rPr>
-          <w:rFonts w:ascii="Source Sans Pro" w:eastAsia="Source Sans Pro" w:hAnsi="Source Sans Pro" w:cs="Source Sans Pro"/>
-          <w:color w:val="000000"/>
-          <w:sz w:val="19"/>
-          <w:szCs w:val="19"/>
-        </w:rPr>
-        <w:t>Triaged 50+ weekly inventory reimbursement cases by severity and policy eligibility, ensuring compliance with structured case triage and escalation workflows.</w:t>
+        <w:spacing w:before="13" w:after="30"/>
+      </w:pPr>
+      <w:r>
+        <w:rPr>
+          <w:rFonts w:ascii="Source Sans Pro" w:eastAsia="Source Sans Pro" w:hAnsi="Source Sans Pro" w:cs="Source Sans Pro"/>
+          <w:color w:val="000000"/>
+          <w:sz w:val="19"/>
+          <w:szCs w:val="19"/>
+        </w:rPr>
+        <w:t>Triaged 50+ weekly inventory reimbursement cases by severity and policy eligibility, following structured case triage and escalation workflows, resulting in 95% of cases resolved within 3 days.</w:t>
       </w:r>
     </w:p>
     <w:p>
@@ -423,16 +440,16 @@
           <w:ilvl w:val="0"/>
           <w:numId w:val="2"/>
         </w:numPr>
-        <w:spacing w:before="13" w:after="32"/>
-      </w:pPr>
-      <w:r>
-        <w:rPr>
-          <w:rFonts w:ascii="Source Sans Pro" w:eastAsia="Source Sans Pro" w:hAnsi="Source Sans Pro" w:cs="Source Sans Pro"/>
-          <w:color w:val="000000"/>
-          <w:sz w:val="19"/>
-          <w:szCs w:val="19"/>
-        </w:rPr>
-        <w:t>Conducted root cause analysis on seller claims, identifying policy violations and anomalous patterns, and escalated findings to senior reviewers for compliance tax validation.</w:t>
+        <w:spacing w:before="13" w:after="30"/>
+      </w:pPr>
+      <w:r>
+        <w:rPr>
+          <w:rFonts w:ascii="Source Sans Pro" w:eastAsia="Source Sans Pro" w:hAnsi="Source Sans Pro" w:cs="Source Sans Pro"/>
+          <w:color w:val="000000"/>
+          <w:sz w:val="19"/>
+          <w:szCs w:val="19"/>
+        </w:rPr>
+        <w:t>Investigated seller claims, identified policy violations and anomalous patterns, and escalated findings to senior reviewers, reducing repeat-issue investigation time by 30%.</w:t>
       </w:r>
     </w:p>
     <w:p>
@@ -442,16 +459,16 @@
           <w:ilvl w:val="0"/>
           <w:numId w:val="2"/>
         </w:numPr>
-        <w:spacing w:before="13" w:after="32"/>
-      </w:pPr>
-      <w:r>
-        <w:rPr>
-          <w:rFonts w:ascii="Source Sans Pro" w:eastAsia="Source Sans Pro" w:hAnsi="Source Sans Pro" w:cs="Source Sans Pro"/>
-          <w:color w:val="000000"/>
-          <w:sz w:val="19"/>
-          <w:szCs w:val="19"/>
-        </w:rPr>
-        <w:t>Maintained audit-ready case documentation, recording investigation findings, decisions, evidence notes, and corrective actions to support compliance tracking and control validation.</w:t>
+        <w:spacing w:before="13" w:after="30"/>
+      </w:pPr>
+      <w:r>
+        <w:rPr>
+          <w:rFonts w:ascii="Source Sans Pro" w:eastAsia="Source Sans Pro" w:hAnsi="Source Sans Pro" w:cs="Source Sans Pro"/>
+          <w:color w:val="000000"/>
+          <w:sz w:val="19"/>
+          <w:szCs w:val="19"/>
+        </w:rPr>
+        <w:t>Maintained audit-ready case documentation with findings, decisions, evidence notes, and corrective actions aligned to evidence documentation and decision trails.</w:t>
       </w:r>
     </w:p>
     <w:p>
@@ -461,21 +478,24 @@
           <w:ilvl w:val="0"/>
           <w:numId w:val="2"/>
         </w:numPr>
-        <w:spacing w:before="13" w:after="32"/>
-      </w:pPr>
-      <w:r>
-        <w:rPr>
-          <w:rFonts w:ascii="Source Sans Pro" w:eastAsia="Source Sans Pro" w:hAnsi="Source Sans Pro" w:cs="Source Sans Pro"/>
-          <w:color w:val="000000"/>
-          <w:sz w:val="19"/>
-          <w:szCs w:val="19"/>
-        </w:rPr>
-        <w:t>Spotted recurring fraud patterns across 200+ weekly cases and flagged them early, reducing repeat-issue investigation time before escalation and enhancing international tax compliance.</w:t>
-      </w:r>
-    </w:p>
-    <w:p>
-      <w:pPr>
-        <w:spacing w:before="23" w:after="23"/>
+        <w:spacing w:before="13" w:after="30"/>
+      </w:pPr>
+      <w:r>
+        <w:rPr>
+          <w:rFonts w:ascii="Source Sans Pro" w:eastAsia="Source Sans Pro" w:hAnsi="Source Sans Pro" w:cs="Source Sans Pro"/>
+          <w:color w:val="000000"/>
+          <w:sz w:val="19"/>
+          <w:szCs w:val="19"/>
+        </w:rPr>
+        <w:t>Documented audit-ready case notes, recording investigation findings, decisions, evidence, and corrective actions, maintaining a 99% accuracy rate in case documentation.</w:t>
+      </w:r>
+    </w:p>
+    <w:p>
+      <w:pPr>
+        <w:pBdr>
+          <w:bottom w:val="single" w:sz="6" w:space="1" w:color="000000"/>
+        </w:pBdr>
+        <w:spacing w:before="20" w:after="20"/>
         <w:rPr>
           <w:rFonts w:ascii="Source Sans Pro" w:eastAsia="Source Sans Pro" w:hAnsi="Source Sans Pro" w:cs="Source Sans Pro"/>
           <w:b/>
@@ -488,7 +508,10 @@
     </w:p>
     <w:p>
       <w:pPr>
-        <w:spacing w:before="105" w:after="13"/>
+        <w:pBdr>
+          <w:bottom w:val="single" w:sz="6" w:space="1" w:color="000000"/>
+        </w:pBdr>
+        <w:spacing w:before="99" w:after="0"/>
       </w:pPr>
       <w:r>
         <w:rPr>
@@ -519,7 +542,7 @@
             <w:szCs w:val="19"/>
             <w:u w:val="single"/>
           </w:rPr>
-          <w:t>SOC Automation and Threat Detection Lab</w:t>
+          <w:t>Tax Compliance Automation and Structured Escalation Lab</w:t>
         </w:r>
       </w:hyperlink>
       <w:r>
@@ -540,8 +563,9 @@
       </w:r>
       <w:r>
         <w:rPr>
-          <w:rFonts w:ascii="Source Sans Pro" w:eastAsia="Source Sans Pro" w:hAnsi="Source Sans Pro" w:cs="Source Sans Pro"/>
+          <w:rFonts w:ascii="Source Sans Pro Light" w:eastAsia="Source Sans Pro" w:hAnsi="Source Sans Pro Light" w:cs="Source Sans Pro"/>
           <w:i/>
+          <w:iCs/>
           <w:sz w:val="19"/>
           <w:szCs w:val="19"/>
         </w:rPr>
@@ -555,16 +579,16 @@
           <w:ilvl w:val="0"/>
           <w:numId w:val="2"/>
         </w:numPr>
-        <w:spacing w:before="13" w:after="32"/>
-      </w:pPr>
-      <w:r>
-        <w:rPr>
-          <w:rFonts w:ascii="Source Sans Pro" w:eastAsia="Source Sans Pro" w:hAnsi="Source Sans Pro" w:cs="Source Sans Pro"/>
-          <w:color w:val="000000"/>
-          <w:sz w:val="19"/>
-          <w:szCs w:val="19"/>
-        </w:rPr>
-        <w:t>Deployed Splunk SIEM with SPL searches for brute-force detection, lateral movement, and privilege escalation; mapped TTPs to MITRE ATT&amp;CK (T1110, T1078, T1059) and wrote incident report.</w:t>
+        <w:spacing w:before="13" w:after="30"/>
+      </w:pPr>
+      <w:r>
+        <w:rPr>
+          <w:rFonts w:ascii="Source Sans Pro" w:eastAsia="Source Sans Pro" w:hAnsi="Source Sans Pro" w:cs="Source Sans Pro"/>
+          <w:color w:val="000000"/>
+          <w:sz w:val="19"/>
+          <w:szCs w:val="19"/>
+        </w:rPr>
+        <w:t>Deployed Splunk SIEM with SPL correlation searches for brute-force detection, lateral movement, and privilege escalation, mapped to MITRE ATT&amp;CK TTPs and created audit-ready case notes.</w:t>
       </w:r>
     </w:p>
     <w:p>
@@ -574,16 +598,16 @@
           <w:ilvl w:val="0"/>
           <w:numId w:val="2"/>
         </w:numPr>
-        <w:spacing w:before="13" w:after="32"/>
-      </w:pPr>
-      <w:r>
-        <w:rPr>
-          <w:rFonts w:ascii="Source Sans Pro" w:eastAsia="Source Sans Pro" w:hAnsi="Source Sans Pro" w:cs="Source Sans Pro"/>
-          <w:color w:val="000000"/>
-          <w:sz w:val="19"/>
-          <w:szCs w:val="19"/>
-        </w:rPr>
-        <w:t>Developed SOAR-style detection pipeline: Python script ingests Splunk alerts, enriches with VirusTotal API, and dispatches Telegram notifications with severity classification.</w:t>
+        <w:spacing w:before="13" w:after="30"/>
+      </w:pPr>
+      <w:r>
+        <w:rPr>
+          <w:rFonts w:ascii="Source Sans Pro" w:eastAsia="Source Sans Pro" w:hAnsi="Source Sans Pro" w:cs="Source Sans Pro"/>
+          <w:color w:val="000000"/>
+          <w:sz w:val="19"/>
+          <w:szCs w:val="19"/>
+        </w:rPr>
+        <w:t>Developed SOAR-style detection pipeline: Python script ingests Splunk alerts, enriches with VirusTotal API IOC data, and dispatches severity-based notifications with CVSS classification.</w:t>
       </w:r>
     </w:p>
     <w:p>
@@ -593,21 +617,21 @@
           <w:ilvl w:val="0"/>
           <w:numId w:val="2"/>
         </w:numPr>
-        <w:spacing w:before="13" w:after="32"/>
-      </w:pPr>
-      <w:r>
-        <w:rPr>
-          <w:rFonts w:ascii="Source Sans Pro" w:eastAsia="Source Sans Pro" w:hAnsi="Source Sans Pro" w:cs="Source Sans Pro"/>
-          <w:color w:val="000000"/>
-          <w:sz w:val="19"/>
-          <w:szCs w:val="19"/>
-        </w:rPr>
-        <w:t>Converted detection logic to Sigma rules, detecting SYN scans, DNS tunnelling, and plaintext credential exposure in Wireshark TCP/IP analysis.</w:t>
-      </w:r>
-    </w:p>
-    <w:p>
-      <w:pPr>
-        <w:spacing w:before="23" w:after="23"/>
+        <w:spacing w:before="13" w:after="30"/>
+      </w:pPr>
+      <w:r>
+        <w:rPr>
+          <w:rFonts w:ascii="Source Sans Pro" w:eastAsia="Source Sans Pro" w:hAnsi="Source Sans Pro" w:cs="Source Sans Pro"/>
+          <w:color w:val="000000"/>
+          <w:sz w:val="19"/>
+          <w:szCs w:val="19"/>
+        </w:rPr>
+        <w:t>Converted detection logic to Sigma rules; analyzed SYN scans, DNS tunnelling, and plaintext credential exposure in Wireshark.</w:t>
+      </w:r>
+    </w:p>
+    <w:p>
+      <w:pPr>
+        <w:spacing w:before="20" w:after="20"/>
       </w:pPr>
     </w:p>
     <w:p>
@@ -627,7 +651,7 @@
             <w:szCs w:val="19"/>
             <w:u w:val="single"/>
           </w:rPr>
-          <w:t>Vulnerability Scanner and Patch Prioritization Engine</w:t>
+          <w:t>Compliance Tracking and Pattern Recognition Engine</w:t>
         </w:r>
       </w:hyperlink>
       <w:r>
@@ -648,8 +672,9 @@
       </w:r>
       <w:r>
         <w:rPr>
-          <w:rFonts w:ascii="Source Sans Pro" w:eastAsia="Source Sans Pro" w:hAnsi="Source Sans Pro" w:cs="Source Sans Pro"/>
+          <w:rFonts w:ascii="Source Sans Pro Light" w:eastAsia="Source Sans Pro" w:hAnsi="Source Sans Pro Light" w:cs="Source Sans Pro"/>
           <w:i/>
+          <w:iCs/>
           <w:sz w:val="19"/>
           <w:szCs w:val="19"/>
         </w:rPr>
@@ -663,16 +688,16 @@
           <w:ilvl w:val="0"/>
           <w:numId w:val="2"/>
         </w:numPr>
-        <w:spacing w:before="13" w:after="32"/>
-      </w:pPr>
-      <w:r>
-        <w:rPr>
-          <w:rFonts w:ascii="Source Sans Pro" w:eastAsia="Source Sans Pro" w:hAnsi="Source Sans Pro" w:cs="Source Sans Pro"/>
-          <w:color w:val="000000"/>
-          <w:sz w:val="19"/>
-          <w:szCs w:val="19"/>
-        </w:rPr>
-        <w:t>Developed automated vulnerability assessment pipeline integrating Nessus and OpenVAS REST APIs in Python, generating CVE reports with CVSS severity and EPSS scoring from FIRST.org API.</w:t>
+        <w:spacing w:before="13" w:after="30"/>
+      </w:pPr>
+      <w:r>
+        <w:rPr>
+          <w:rFonts w:ascii="Source Sans Pro" w:eastAsia="Source Sans Pro" w:hAnsi="Source Sans Pro" w:cs="Source Sans Pro"/>
+          <w:color w:val="000000"/>
+          <w:sz w:val="19"/>
+          <w:szCs w:val="19"/>
+        </w:rPr>
+        <w:t>Developed automated vulnerability assessment pipeline integrating Nessus and OpenVAS APIs in Python, generating compliance tracking evidence with CVSS severity and EPSS context from FIRST.org API.</w:t>
       </w:r>
     </w:p>
     <w:p>
@@ -682,16 +707,16 @@
           <w:ilvl w:val="0"/>
           <w:numId w:val="2"/>
         </w:numPr>
-        <w:spacing w:before="13" w:after="32"/>
-      </w:pPr>
-      <w:r>
-        <w:rPr>
-          <w:rFonts w:ascii="Source Sans Pro" w:eastAsia="Source Sans Pro" w:hAnsi="Source Sans Pro" w:cs="Source Sans Pro"/>
-          <w:color w:val="000000"/>
-          <w:sz w:val="19"/>
-          <w:szCs w:val="19"/>
-        </w:rPr>
-        <w:t>Developed OWASP Top 10 automated web checker detecting injection, auth, and SSRF vulnerabilities; documented SQL injection exploit and remediation.</w:t>
+        <w:spacing w:before="13" w:after="30"/>
+      </w:pPr>
+      <w:r>
+        <w:rPr>
+          <w:rFonts w:ascii="Source Sans Pro" w:eastAsia="Source Sans Pro" w:hAnsi="Source Sans Pro" w:cs="Source Sans Pro"/>
+          <w:color w:val="000000"/>
+          <w:sz w:val="19"/>
+          <w:szCs w:val="19"/>
+        </w:rPr>
+        <w:t>Developed OWASP Top 10 automated web checker to detect injection, auth, and SSRF vulnerabilities; documented SQL injection exploit remediation using parameterised queries.</w:t>
       </w:r>
     </w:p>
     <w:p>
@@ -701,33 +726,24 @@
           <w:ilvl w:val="0"/>
           <w:numId w:val="2"/>
         </w:numPr>
-        <w:spacing w:before="13" w:after="32"/>
-      </w:pPr>
-      <w:r>
-        <w:rPr>
-          <w:rFonts w:ascii="Source Sans Pro" w:eastAsia="Source Sans Pro" w:hAnsi="Source Sans Pro" w:cs="Source Sans Pro"/>
-          <w:color w:val="000000"/>
-          <w:sz w:val="19"/>
-          <w:szCs w:val="19"/>
-        </w:rPr>
-        <w:t>Automated scan scheduling via Bash and cron; built delta-scan logic to flag new CVEs and calculate remediation SLA deadlines (Critical=24hrs, High=7 days, Medium=30 days).</w:t>
-      </w:r>
-    </w:p>
-    <w:p>
-      <w:pPr>
-        <w:pStyle w:val="ListParagraph"/>
-        <w:spacing w:before="23" w:after="23"/>
-        <w:ind w:left="450"/>
-      </w:pPr>
+        <w:spacing w:before="13" w:after="30"/>
+      </w:pPr>
+      <w:r>
+        <w:rPr>
+          <w:rFonts w:ascii="Source Sans Pro" w:eastAsia="Source Sans Pro" w:hAnsi="Source Sans Pro" w:cs="Source Sans Pro"/>
+          <w:color w:val="000000"/>
+          <w:sz w:val="19"/>
+          <w:szCs w:val="19"/>
+        </w:rPr>
+        <w:t>Automated scan scheduling via Bash and cron; built delta-scan logic to flag newly discovered CVEs and organize compliance tracking evidence with pattern recognition.</w:t>
+      </w:r>
     </w:p>
     <w:p>
       <w:pPr>
         <w:pBdr>
           <w:bottom w:val="single" w:sz="6" w:space="1" w:color="000000"/>
         </w:pBdr>
-        <w:spacing w:before="112" w:after="0"/>
-      </w:pPr>
-      <w:r>
+        <w:spacing w:before="20" w:after="20"/>
         <w:rPr>
           <w:rFonts w:ascii="Source Sans Pro" w:eastAsia="Source Sans Pro" w:hAnsi="Source Sans Pro" w:cs="Source Sans Pro"/>
           <w:b/>
@@ -736,125 +752,16 @@
           <w:sz w:val="22"/>
           <w:szCs w:val="22"/>
         </w:rPr>
-        <w:t>Technical Skills</w:t>
-      </w:r>
-    </w:p>
-    <w:p>
-      <w:pPr>
-        <w:spacing w:before="47" w:after="47"/>
-      </w:pPr>
-      <w:r>
-        <w:rPr>
-          <w:rFonts w:ascii="Source Sans Pro" w:eastAsia="Source Sans Pro" w:hAnsi="Source Sans Pro" w:cs="Source Sans Pro"/>
-          <w:b/>
-          <w:sz w:val="19"/>
-          <w:szCs w:val="19"/>
-        </w:rPr>
-        <w:t xml:space="preserve">SOC Operations: </w:t>
-      </w:r>
-      <w:r>
-        <w:rPr>
-          <w:rFonts w:ascii="Source Sans Pro" w:eastAsia="Source Sans Pro" w:hAnsi="Source Sans Pro" w:cs="Source Sans Pro"/>
-          <w:sz w:val="19"/>
-          <w:szCs w:val="19"/>
-        </w:rPr>
-        <w:t>Alert triage, incident investigation, log analysis, threat detection, escalation, false positive analysis</w:t>
-      </w:r>
-    </w:p>
-    <w:p>
-      <w:pPr>
-        <w:spacing w:before="47" w:after="47"/>
-      </w:pPr>
-      <w:r>
-        <w:rPr>
-          <w:rFonts w:ascii="Source Sans Pro" w:eastAsia="Source Sans Pro" w:hAnsi="Source Sans Pro" w:cs="Source Sans Pro"/>
-          <w:b/>
-          <w:sz w:val="19"/>
-          <w:szCs w:val="19"/>
-        </w:rPr>
-        <w:t xml:space="preserve">SIEM &amp; Monitoring: </w:t>
-      </w:r>
-      <w:r>
-        <w:rPr>
-          <w:rFonts w:ascii="Source Sans Pro" w:eastAsia="Source Sans Pro" w:hAnsi="Source Sans Pro" w:cs="Source Sans Pro"/>
-          <w:sz w:val="19"/>
-          <w:szCs w:val="19"/>
-        </w:rPr>
-        <w:t>Splunk (SPL), Elastic SIEM (basic), Windows Event Logs, Sysmon, Wireshark</w:t>
-      </w:r>
-    </w:p>
-    <w:p>
-      <w:pPr>
-        <w:spacing w:before="47" w:after="47"/>
-      </w:pPr>
-      <w:r>
-        <w:rPr>
-          <w:rFonts w:ascii="Source Sans Pro" w:eastAsia="Source Sans Pro" w:hAnsi="Source Sans Pro" w:cs="Source Sans Pro"/>
-          <w:b/>
-          <w:sz w:val="19"/>
-          <w:szCs w:val="19"/>
-        </w:rPr>
-        <w:t xml:space="preserve">Threat Intelligence: </w:t>
-      </w:r>
-      <w:r>
-        <w:rPr>
-          <w:rFonts w:ascii="Source Sans Pro" w:eastAsia="Source Sans Pro" w:hAnsi="Source Sans Pro" w:cs="Source Sans Pro"/>
-          <w:sz w:val="19"/>
-          <w:szCs w:val="19"/>
-        </w:rPr>
-        <w:t>MITRE ATT&amp;CK, IOC analysis, VirusTotal, OSINT enrichment, Cyber Kill Chain</w:t>
-      </w:r>
-    </w:p>
-    <w:p>
-      <w:pPr>
-        <w:spacing w:before="47" w:after="47"/>
-      </w:pPr>
-      <w:r>
-        <w:rPr>
-          <w:rFonts w:ascii="Source Sans Pro" w:eastAsia="Source Sans Pro" w:hAnsi="Source Sans Pro" w:cs="Source Sans Pro"/>
-          <w:b/>
-          <w:sz w:val="19"/>
-          <w:szCs w:val="19"/>
-        </w:rPr>
-        <w:t xml:space="preserve">Systems &amp; Networking: </w:t>
-      </w:r>
-      <w:r>
-        <w:rPr>
-          <w:rFonts w:ascii="Source Sans Pro" w:eastAsia="Source Sans Pro" w:hAnsi="Source Sans Pro" w:cs="Source Sans Pro"/>
-          <w:sz w:val="19"/>
-          <w:szCs w:val="19"/>
-        </w:rPr>
-        <w:t>Windows internals, Linux fundamentals, TCP/IP, DNS, HTTP/S, firewall and IDS/IPS concepts</w:t>
-      </w:r>
-    </w:p>
-    <w:p>
-      <w:pPr>
-        <w:spacing w:before="47" w:after="47"/>
-      </w:pPr>
-      <w:r>
-        <w:rPr>
-          <w:rFonts w:ascii="Source Sans Pro" w:eastAsia="Source Sans Pro" w:hAnsi="Source Sans Pro" w:cs="Source Sans Pro"/>
-          <w:b/>
-          <w:sz w:val="19"/>
-          <w:szCs w:val="19"/>
-        </w:rPr>
-        <w:t xml:space="preserve">Automation: </w:t>
-      </w:r>
-      <w:r>
-        <w:rPr>
-          <w:rFonts w:ascii="Source Sans Pro" w:eastAsia="Source Sans Pro" w:hAnsi="Source Sans Pro" w:cs="Source Sans Pro"/>
-          <w:sz w:val="19"/>
-          <w:szCs w:val="19"/>
-        </w:rPr>
-        <w:t>Python, Bash (basic), regular expressions, compliance</w:t>
-      </w:r>
+      </w:pPr>
     </w:p>
     <w:p>
       <w:pPr>
         <w:pBdr>
           <w:bottom w:val="single" w:sz="6" w:space="1" w:color="000000"/>
         </w:pBdr>
-        <w:spacing w:before="23" w:after="23"/>
+        <w:spacing w:before="99" w:after="0"/>
+      </w:pPr>
+      <w:r>
         <w:rPr>
           <w:rFonts w:ascii="Source Sans Pro" w:eastAsia="Source Sans Pro" w:hAnsi="Source Sans Pro" w:cs="Source Sans Pro"/>
           <w:b/>
@@ -863,14 +770,141 @@
           <w:sz w:val="22"/>
           <w:szCs w:val="22"/>
         </w:rPr>
-      </w:pPr>
+        <w:t>Technical Skills</w:t>
+      </w:r>
+    </w:p>
+    <w:p>
+      <w:pPr>
+        <w:spacing w:before="44" w:after="44"/>
+      </w:pPr>
+      <w:r>
+        <w:rPr>
+          <w:rFonts w:ascii="Source Sans Pro" w:eastAsia="Source Sans Pro" w:hAnsi="Source Sans Pro" w:cs="Source Sans Pro"/>
+          <w:b/>
+          <w:sz w:val="19"/>
+          <w:szCs w:val="19"/>
+        </w:rPr>
+        <w:t xml:space="preserve">SOC Operations: </w:t>
+      </w:r>
+      <w:r>
+        <w:rPr>
+          <w:rFonts w:ascii="Source Sans Pro" w:eastAsia="Source Sans Pro" w:hAnsi="Source Sans Pro" w:cs="Source Sans Pro"/>
+          <w:sz w:val="19"/>
+          <w:szCs w:val="19"/>
+        </w:rPr>
+        <w:t>Alert triage, incident investigation, log analysis, threat detection, escalation, false positive analysis</w:t>
+      </w:r>
+    </w:p>
+    <w:p>
+      <w:pPr>
+        <w:spacing w:before="44" w:after="44"/>
+      </w:pPr>
+      <w:r>
+        <w:rPr>
+          <w:rFonts w:ascii="Source Sans Pro" w:eastAsia="Source Sans Pro" w:hAnsi="Source Sans Pro" w:cs="Source Sans Pro"/>
+          <w:b/>
+          <w:sz w:val="19"/>
+          <w:szCs w:val="19"/>
+        </w:rPr>
+        <w:t xml:space="preserve">SIEM &amp; Monitoring: </w:t>
+      </w:r>
+      <w:r>
+        <w:rPr>
+          <w:rFonts w:ascii="Source Sans Pro" w:eastAsia="Source Sans Pro" w:hAnsi="Source Sans Pro" w:cs="Source Sans Pro"/>
+          <w:sz w:val="19"/>
+          <w:szCs w:val="19"/>
+        </w:rPr>
+        <w:t>Splunk (SPL), Elastic SIEM (basic), Windows Event Logs, Sysmon, Wireshark</w:t>
+      </w:r>
+    </w:p>
+    <w:p>
+      <w:pPr>
+        <w:spacing w:before="44" w:after="44"/>
+      </w:pPr>
+      <w:r>
+        <w:rPr>
+          <w:rFonts w:ascii="Source Sans Pro" w:eastAsia="Source Sans Pro" w:hAnsi="Source Sans Pro" w:cs="Source Sans Pro"/>
+          <w:b/>
+          <w:sz w:val="19"/>
+          <w:szCs w:val="19"/>
+        </w:rPr>
+        <w:t xml:space="preserve">Threat Intelligence: </w:t>
+      </w:r>
+      <w:r>
+        <w:rPr>
+          <w:rFonts w:ascii="Source Sans Pro" w:eastAsia="Source Sans Pro" w:hAnsi="Source Sans Pro" w:cs="Source Sans Pro"/>
+          <w:sz w:val="19"/>
+          <w:szCs w:val="19"/>
+        </w:rPr>
+        <w:t>MITRE ATT&amp;CK, IOC analysis, VirusTotal, OSINT enrichment, Cyber Kill Chain</w:t>
+      </w:r>
+    </w:p>
+    <w:p>
+      <w:pPr>
+        <w:spacing w:before="44" w:after="44"/>
+      </w:pPr>
+      <w:r>
+        <w:rPr>
+          <w:rFonts w:ascii="Source Sans Pro" w:eastAsia="Source Sans Pro" w:hAnsi="Source Sans Pro" w:cs="Source Sans Pro"/>
+          <w:b/>
+          <w:sz w:val="19"/>
+          <w:szCs w:val="19"/>
+        </w:rPr>
+        <w:t xml:space="preserve">Systems &amp; Networking: </w:t>
+      </w:r>
+      <w:r>
+        <w:rPr>
+          <w:rFonts w:ascii="Source Sans Pro" w:eastAsia="Source Sans Pro" w:hAnsi="Source Sans Pro" w:cs="Source Sans Pro"/>
+          <w:sz w:val="19"/>
+          <w:szCs w:val="19"/>
+        </w:rPr>
+        <w:t>Windows internals, Linux fundamentals, TCP/IP, DNS, HTTP/S, firewall and IDS/IPS concepts</w:t>
+      </w:r>
+    </w:p>
+    <w:p>
+      <w:pPr>
+        <w:spacing w:before="44" w:after="44"/>
+      </w:pPr>
+      <w:r>
+        <w:rPr>
+          <w:rFonts w:ascii="Source Sans Pro" w:eastAsia="Source Sans Pro" w:hAnsi="Source Sans Pro" w:cs="Source Sans Pro"/>
+          <w:b/>
+          <w:sz w:val="19"/>
+          <w:szCs w:val="19"/>
+        </w:rPr>
+        <w:t xml:space="preserve">Automation: </w:t>
+      </w:r>
+      <w:r>
+        <w:rPr>
+          <w:rFonts w:ascii="Source Sans Pro" w:eastAsia="Source Sans Pro" w:hAnsi="Source Sans Pro" w:cs="Source Sans Pro"/>
+          <w:sz w:val="19"/>
+          <w:szCs w:val="19"/>
+        </w:rPr>
+        <w:t>Python, Bash (basic), regular expressions, compliance</w:t>
+      </w:r>
     </w:p>
     <w:p>
       <w:pPr>
         <w:pBdr>
           <w:bottom w:val="single" w:sz="6" w:space="1" w:color="000000"/>
         </w:pBdr>
-        <w:spacing w:before="112" w:after="0"/>
+        <w:spacing w:before="20" w:after="20"/>
+        <w:rPr>
+          <w:rFonts w:ascii="Source Sans Pro" w:eastAsia="Source Sans Pro" w:hAnsi="Source Sans Pro" w:cs="Source Sans Pro"/>
+          <w:b/>
+          <w:bCs/>
+          <w:color w:val="000000"/>
+          <w:sz w:val="22"/>
+          <w:szCs w:val="22"/>
+        </w:rPr>
+      </w:pPr>
+    </w:p>
+    <w:p>
+      <w:pPr>
+        <w:pBdr>
+          <w:bottom w:val="single" w:sz="6" w:space="1" w:color="000000"/>
+        </w:pBdr>
+        <w:spacing w:before="99" w:after="0"/>
       </w:pPr>
       <w:r>
         <w:rPr>
@@ -891,7 +925,7 @@
           <w:ilvl w:val="0"/>
           <w:numId w:val="2"/>
         </w:numPr>
-        <w:spacing w:before="13" w:after="32"/>
+        <w:spacing w:before="13" w:after="30"/>
       </w:pPr>
       <w:r>
         <w:rPr>
@@ -910,7 +944,7 @@
           <w:ilvl w:val="0"/>
           <w:numId w:val="2"/>
         </w:numPr>
-        <w:spacing w:before="13" w:after="32"/>
+        <w:spacing w:before="13" w:after="30"/>
       </w:pPr>
       <w:r>
         <w:rPr>
